--- a/Order.docx
+++ b/Order.docx
@@ -1309,7 +1309,20 @@
               <w:right w:val="nil"/>
             </w:tcBorders>
           </w:tcPr>
-          <w:p/>
+          <w:p>
+            <w:r>
+              <w:t>{{</w:t>
+            </w:r>
+            <w:r>
+              <w:rPr>
+                <w:lang w:val="en-US"/>
+              </w:rPr>
+              <w:t>auto</w:t>
+            </w:r>
+            <w:r>
+              <w:t>}}</w:t>
+            </w:r>
+          </w:p>
         </w:tc>
       </w:tr>
     </w:tbl>

--- a/Order.docx
+++ b/Order.docx
@@ -383,7 +383,18 @@
               </w:rPr>
             </w:pPr>
             <w:r>
-              <w:t>{{docNum}}</w:t>
+              <w:t>{{</w:t>
+            </w:r>
+            <w:proofErr w:type="spellStart"/>
+            <w:r>
+              <w:t>docNum</w:t>
+            </w:r>
+            <w:proofErr w:type="spellEnd"/>
+            <w:r>
+              <w:t>}}</w:t>
+            </w:r>
+            <w:r>
+              <w:t>-ком</w:t>
             </w:r>
           </w:p>
         </w:tc>
@@ -1239,7 +1250,7 @@
               <w:jc w:val="center"/>
             </w:pPr>
             <w:r>
-              <w:t>{{funding}}</w:t>
+              <w:t>ООО «Леком»</w:t>
             </w:r>
           </w:p>
         </w:tc>

--- a/Order.docx
+++ b/Order.docx
@@ -392,9 +392,6 @@
             <w:proofErr w:type="spellEnd"/>
             <w:r>
               <w:t>}}</w:t>
-            </w:r>
-            <w:r>
-              <w:t>-ком</w:t>
             </w:r>
           </w:p>
         </w:tc>

--- a/Order.docx
+++ b/Order.docx
@@ -411,7 +411,15 @@
               </w:rPr>
             </w:pPr>
             <w:r>
-              <w:t>{{docDate}}</w:t>
+              <w:t>{{</w:t>
+            </w:r>
+            <w:proofErr w:type="spellStart"/>
+            <w:r>
+              <w:t>docDate</w:t>
+            </w:r>
+            <w:proofErr w:type="spellEnd"/>
+            <w:r>
+              <w:t>}}</w:t>
             </w:r>
           </w:p>
         </w:tc>
@@ -577,7 +585,15 @@
               <w:jc w:val="center"/>
             </w:pPr>
             <w:r>
-              <w:t>{{tabNo}}</w:t>
+              <w:t>{{</w:t>
+            </w:r>
+            <w:proofErr w:type="spellStart"/>
+            <w:r>
+              <w:t>tabNo</w:t>
+            </w:r>
+            <w:proofErr w:type="spellEnd"/>
+            <w:r>
+              <w:t>}}</w:t>
             </w:r>
           </w:p>
         </w:tc>
@@ -652,7 +668,15 @@
         <w:jc w:val="center"/>
       </w:pPr>
       <w:r>
-        <w:t>{{pos}}</w:t>
+        <w:t>{{</w:t>
+      </w:r>
+      <w:proofErr w:type="spellStart"/>
+      <w:r>
+        <w:t>pos</w:t>
+      </w:r>
+      <w:proofErr w:type="spellEnd"/>
+      <w:r>
+        <w:t>}}</w:t>
       </w:r>
     </w:p>
     <w:p>
@@ -797,7 +821,15 @@
               <w:jc w:val="center"/>
             </w:pPr>
             <w:r>
-              <w:t>{{days}}</w:t>
+              <w:t>{{</w:t>
+            </w:r>
+            <w:proofErr w:type="spellStart"/>
+            <w:r>
+              <w:t>days</w:t>
+            </w:r>
+            <w:proofErr w:type="spellEnd"/>
+            <w:r>
+              <w:t>}}</w:t>
             </w:r>
           </w:p>
         </w:tc>
@@ -914,7 +946,15 @@
               <w:jc w:val="center"/>
             </w:pPr>
             <w:r>
-              <w:t>{{sd}}</w:t>
+              <w:t>{{</w:t>
+            </w:r>
+            <w:proofErr w:type="spellStart"/>
+            <w:r>
+              <w:t>sd</w:t>
+            </w:r>
+            <w:proofErr w:type="spellEnd"/>
+            <w:r>
+              <w:t>}}</w:t>
             </w:r>
           </w:p>
         </w:tc>
@@ -951,7 +991,15 @@
               <w:jc w:val="center"/>
             </w:pPr>
             <w:r>
-              <w:t>{{sm}}</w:t>
+              <w:t>{{</w:t>
+            </w:r>
+            <w:proofErr w:type="spellStart"/>
+            <w:r>
+              <w:t>sm</w:t>
+            </w:r>
+            <w:proofErr w:type="spellEnd"/>
+            <w:r>
+              <w:t>}}</w:t>
             </w:r>
           </w:p>
         </w:tc>
@@ -1019,7 +1067,15 @@
               <w:jc w:val="center"/>
             </w:pPr>
             <w:r>
-              <w:t>{{ed}}</w:t>
+              <w:t>{{</w:t>
+            </w:r>
+            <w:proofErr w:type="spellStart"/>
+            <w:r>
+              <w:t>ed</w:t>
+            </w:r>
+            <w:proofErr w:type="spellEnd"/>
+            <w:r>
+              <w:t>}}</w:t>
             </w:r>
           </w:p>
         </w:tc>
@@ -1056,7 +1112,15 @@
               <w:jc w:val="center"/>
             </w:pPr>
             <w:r>
-              <w:t>{{em}}</w:t>
+              <w:t>{{</w:t>
+            </w:r>
+            <w:proofErr w:type="spellStart"/>
+            <w:r>
+              <w:t>em</w:t>
+            </w:r>
+            <w:proofErr w:type="spellEnd"/>
+            <w:r>
+              <w:t>}}</w:t>
             </w:r>
           </w:p>
         </w:tc>
@@ -1381,10 +1445,48 @@
           </w:tcPr>
           <w:p>
             <w:pPr>
-              <w:jc w:val="center"/>
-            </w:pPr>
-            <w:r>
-              <w:t>{{basis}}</w:t>
+              <w:spacing w:before="120"/>
+              <w:jc w:val="center"/>
+              <w:rPr>
+                <w:lang w:val="en-US"/>
+              </w:rPr>
+            </w:pPr>
+            <w:r>
+              <w:t>служебное задание</w:t>
+            </w:r>
+            <w:r>
+              <w:rPr>
+                <w:lang w:val="en-US"/>
+              </w:rPr>
+              <w:t xml:space="preserve">, </w:t>
+            </w:r>
+            <w:r>
+              <w:t>{{</w:t>
+            </w:r>
+            <w:proofErr w:type="spellStart"/>
+            <w:r>
+              <w:t>docNum</w:t>
+            </w:r>
+            <w:proofErr w:type="spellEnd"/>
+            <w:r>
+              <w:t>}}</w:t>
+            </w:r>
+            <w:r>
+              <w:rPr>
+                <w:lang w:val="en-US"/>
+              </w:rPr>
+              <w:t xml:space="preserve">, </w:t>
+            </w:r>
+            <w:r>
+              <w:t>{{</w:t>
+            </w:r>
+            <w:proofErr w:type="spellStart"/>
+            <w:r>
+              <w:t>docDate</w:t>
+            </w:r>
+            <w:proofErr w:type="spellEnd"/>
+            <w:r>
+              <w:t>}}</w:t>
             </w:r>
           </w:p>
         </w:tc>
